--- a/docs/ruanzhu/v1.8.0/软件说明书_V1.8.0.docx
+++ b/docs/ruanzhu/v1.8.0/软件说明书_V1.8.0.docx
@@ -226,7 +226,7 @@
         <w:rPr>
           <w:b w:val="0"/>
         </w:rPr>
-        <w:t>通过"设置 → 应用"或开始菜单卸载条目卸载；卸载保留用户的个人歌单与界面状态数据。</w:t>
+        <w:t>通过"设置 → 应用"或开始菜单卸载条目卸载。卸载时若软件仍在运行（含最小化到系统托盘的情形），卸载程序会先提示并结束该进程，再清理安装目录；个人歌单与界面状态数据默认保留。</w:t>
       </w:r>
     </w:p>
     <w:p>
